--- a/Akwasi_Aidoo_CV.docx
+++ b/Akwasi_Aidoo_CV.docx
@@ -40,7 +40,7 @@
           <w:sz w:val="19"/>
           <w:szCs w:val="19"/>
         </w:rPr>
-        <w:t xml:space="preserve">London, E13  •  07507 045 782  •  akwasia@icloud.com  •  </w:t>
+        <w:t xml:space="preserve">London, E13  •  +44 7507 045 782  •  akwasia@icloud.com  •  </w:t>
       </w:r>
       <w:hyperlink w:history="1" r:id="rIdnv--53audhqxbkdsi-h1c">
         <w:r>
